--- a/project/documents/reportletters/PTO_Received.docx
+++ b/project/documents/reportletters/PTO_Received.docx
@@ -4,122 +4,83 @@
   <w:body>
     <w:p>
       <w:pPr>
-        <w:tabs>
-          <w:tab w:val="right" w:pos="9360"/>
-        </w:tabs>
-        <w:rPr>
-          <w:sz w:val="20"/>
-          <w:szCs w:val="20"/>
-        </w:rPr>
-      </w:pPr>
-      <w:r>
-        <w:rPr>
-          <w:b/>
-          <w:bCs/>
-          <w:sz w:val="20"/>
-          <w:szCs w:val="20"/>
-        </w:rPr>
-        <w:t>&lt;&lt;WAName&gt;&gt; &lt;&lt;WAPhone&gt;&gt; - Direct Dial</w:t>
-      </w:r>
-      <w:r>
-        <w:rPr>
-          <w:b/>
-          <w:bCs/>
-          <w:sz w:val="20"/>
-          <w:szCs w:val="20"/>
-        </w:rPr>
-        <w:tab/>
-        <w:t>&lt;&lt;paraName&gt;&gt; &lt;&lt;paraPhone&gt;&gt; - Direct Dial</w:t>
-      </w:r>
-    </w:p>
-    <w:p>
-      <w:pPr>
-        <w:tabs>
-          <w:tab w:val="right" w:pos="9360"/>
-        </w:tabs>
-      </w:pPr>
-      <w:r>
-        <w:rPr>
-          <w:b/>
-          <w:bCs/>
-          <w:sz w:val="20"/>
-          <w:szCs w:val="20"/>
-        </w:rPr>
-        <w:t>&lt;&lt;WAEmail&gt;&gt;</w:t>
-      </w:r>
-      <w:r>
-        <w:rPr>
-          <w:b/>
-          <w:bCs/>
-          <w:sz w:val="20"/>
-          <w:szCs w:val="20"/>
-        </w:rPr>
-        <w:tab/>
-        <w:t>&lt;&lt;paraEmail&gt;&gt;</w:t>
-      </w:r>
-    </w:p>
-    <w:p>
-      <w:pPr>
-        <w:rPr>
-          <w:b/>
-          <w:bCs/>
-        </w:rPr>
-      </w:pPr>
-    </w:p>
-    <w:p>
-      <w:r>
-        <w:t>&lt;&lt;currentDate&gt;&gt;</w:t>
-      </w:r>
-    </w:p>
-    <w:p/>
-    <w:p>
-      <w:pPr>
-        <w:tabs>
-          <w:tab w:val="left" w:pos="-1440"/>
-        </w:tabs>
-      </w:pPr>
-      <w:r>
-        <w:t>&lt;&lt;recipient&gt;&gt;</w:t>
-      </w:r>
-    </w:p>
-    <w:p>
-      <w:pPr>
-        <w:tabs>
-          <w:tab w:val="left" w:pos="-1440"/>
-        </w:tabs>
-      </w:pPr>
-      <w:r>
-        <w:t>&lt;&lt;corrContactTitle&gt;&gt;</w:t>
-      </w:r>
-    </w:p>
-    <w:p>
-      <w:pPr>
-        <w:tabs>
-          <w:tab w:val="left" w:pos="-1440"/>
-        </w:tabs>
-      </w:pPr>
-      <w:r>
-        <w:t>&lt;&lt;orgName&gt;&gt;</w:t>
-      </w:r>
-    </w:p>
-    <w:p>
-      <w:pPr>
-        <w:tabs>
-          <w:tab w:val="right" w:pos="9360"/>
-        </w:tabs>
-      </w:pPr>
-      <w:r>
-        <w:t>&lt;&lt;workAddr&gt;&gt;</w:t>
-      </w:r>
-    </w:p>
-    <w:p>
-      <w:pPr>
-        <w:tabs>
-          <w:tab w:val="right" w:pos="9360"/>
-        </w:tabs>
-      </w:pPr>
-      <w:r>
-        <w:t>&lt;&lt;CSZ&gt;&gt;</w:t>
+        <w:pStyle w:val="NormalWeb"/>
+        <w:spacing w:before="0" w:beforeAutospacing="0" w:after="0" w:afterAutospacing="0"/>
+      </w:pPr>
+      <w:r>
+        <w:t xml:space="preserve">Subject line: &lt;&lt;orgName&gt;&gt;: &lt;&lt;clientRefNo&gt;&gt; / SLW Ref: &lt;&lt;matterNo&gt;&gt; / </w:t>
+      </w:r>
+      <w:r>
+        <w:t>SLW</w:t>
+      </w:r>
+      <w:r>
+        <w:t xml:space="preserve"> Report Out: Issue Fee filed</w:t>
+      </w:r>
+    </w:p>
+    <w:p>
+      <w:pPr>
+        <w:pStyle w:val="NormalWeb"/>
+        <w:spacing w:before="0" w:beforeAutospacing="0" w:after="0" w:afterAutospacing="0"/>
+      </w:pPr>
+    </w:p>
+    <w:p>
+      <w:pPr>
+        <w:pStyle w:val="NormalWeb"/>
+        <w:spacing w:before="0" w:beforeAutospacing="0" w:after="0" w:afterAutospacing="0"/>
+      </w:pPr>
+    </w:p>
+    <w:p>
+      <w:pPr>
+        <w:pStyle w:val="NormalWeb"/>
+        <w:spacing w:before="0" w:beforeAutospacing="0" w:after="0" w:afterAutospacing="0"/>
+      </w:pPr>
+    </w:p>
+    <w:p>
+      <w:pPr>
+        <w:pStyle w:val="NormalWeb"/>
+        <w:spacing w:before="0" w:beforeAutospacing="0" w:after="0" w:afterAutospacing="0"/>
+      </w:pPr>
+      <w:r>
+        <w:t>Body:</w:t>
+      </w:r>
+    </w:p>
+    <w:p>
+      <w:pPr>
+        <w:pStyle w:val="NormalWeb"/>
+        <w:spacing w:before="0" w:beforeAutospacing="0" w:after="0" w:afterAutospacing="0"/>
+      </w:pPr>
+    </w:p>
+    <w:p>
+      <w:pPr>
+        <w:pStyle w:val="NormalWeb"/>
+        <w:spacing w:before="0" w:beforeAutospacing="0" w:after="0" w:afterAutospacing="0"/>
+      </w:pPr>
+      <w:r>
+        <w:t>&lt;&lt;This.upperFirmName&gt;&gt;</w:t>
+      </w:r>
+    </w:p>
+    <w:p>
+      <w:pPr>
+        <w:pStyle w:val="NormalWeb"/>
+        <w:spacing w:before="0" w:beforeAutospacing="0" w:after="0" w:afterAutospacing="0"/>
+      </w:pPr>
+    </w:p>
+    <w:p>
+      <w:pPr>
+        <w:pStyle w:val="NormalWeb"/>
+        <w:spacing w:before="0" w:beforeAutospacing="0" w:after="0" w:afterAutospacing="0"/>
+      </w:pPr>
+      <w:r>
+        <w:t>&lt;&lt;This.WAName&gt;&gt; &lt;&lt;This.WAPhone&gt;&gt;  &lt;&lt;This.WAEmail&gt;&gt;</w:t>
+      </w:r>
+    </w:p>
+    <w:p>
+      <w:pPr>
+        <w:pStyle w:val="NormalWeb"/>
+        <w:spacing w:before="0" w:beforeAutospacing="0" w:after="0" w:afterAutospacing="0"/>
+      </w:pPr>
+      <w:r>
+        <w:t>&lt;&lt;This.paraName&gt;&gt; &lt;&lt;This.paraPhone&gt;&gt;  &lt;&lt;This.paraEmail&gt;&gt;</w:t>
       </w:r>
     </w:p>
     <w:p>
@@ -192,21 +153,8 @@
         </w:rPr>
         <w:tab/>
       </w:r>
-      <w:smartTag w:uri="urn:schemas-microsoft-com:office:smarttags" w:element="country-region">
-        <w:smartTag w:uri="urn:schemas-microsoft-com:office:smarttags" w:element="place">
-          <w:r>
-            <w:rPr>
-              <w:noProof/>
-            </w:rPr>
-            <w:t>U.S.</w:t>
-          </w:r>
-        </w:smartTag>
-      </w:smartTag>
-      <w:r>
-        <w:rPr>
-          <w:noProof/>
-        </w:rPr>
-        <w:t xml:space="preserve"> Patent Application Serial No.: &lt;&lt;serialNo&gt;&gt;</w:t>
+      <w:r>
+        <w:t>Patent Application Serial No.: &lt;&lt;This.serialNo&gt;&gt;, filed &lt;&lt;This.filedDate&gt;&gt;</w:t>
       </w:r>
     </w:p>
     <w:p>
@@ -231,27 +179,13 @@
           <w:noProof/>
         </w:rPr>
       </w:pPr>
-    </w:p>
-    <w:p>
-      <w:pPr>
-        <w:rPr>
-          <w:noProof/>
-        </w:rPr>
-      </w:pPr>
-      <w:r>
-        <w:t xml:space="preserve">Dear </w:t>
-      </w:r>
       <w:r>
         <w:rPr>
           <w:noProof/>
         </w:rPr>
         <w:t>&lt;&lt;salutation&gt;&gt;</w:t>
       </w:r>
-      <w:r>
-        <w:t>:</w:t>
-      </w:r>
-    </w:p>
-    <w:p/>
+    </w:p>
     <w:p>
       <w:pPr>
         <w:rPr>
@@ -329,110 +263,6 @@
       <w:r>
         <w:t>.</w:t>
       </w:r>
-    </w:p>
-    <w:p/>
-    <w:p>
-      <w:pPr>
-        <w:widowControl/>
-        <w:rPr>
-          <w:noProof/>
-        </w:rPr>
-      </w:pPr>
-      <w:r>
-        <w:rPr>
-          <w:noProof/>
-        </w:rPr>
-        <w:t>Sincerely,</w:t>
-      </w:r>
-    </w:p>
-    <w:p>
-      <w:pPr>
-        <w:widowControl/>
-        <w:rPr>
-          <w:noProof/>
-        </w:rPr>
-      </w:pPr>
-    </w:p>
-    <w:p>
-      <w:pPr>
-        <w:widowControl/>
-        <w:rPr>
-          <w:noProof/>
-        </w:rPr>
-      </w:pPr>
-    </w:p>
-    <w:p>
-      <w:pPr>
-        <w:widowControl/>
-      </w:pPr>
-    </w:p>
-    <w:p>
-      <w:pPr>
-        <w:pStyle w:val="Header"/>
-        <w:tabs>
-          <w:tab w:val="clear" w:pos="4320"/>
-          <w:tab w:val="clear" w:pos="8640"/>
-        </w:tabs>
-      </w:pPr>
-      <w:r>
-        <w:t>&lt;&lt;</w:t>
-      </w:r>
-      <w:r>
-        <w:t>cmgName</w:t>
-      </w:r>
-      <w:r>
-        <w:t>&gt;&gt;</w:t>
-      </w:r>
-    </w:p>
-    <w:p>
-      <w:pPr>
-        <w:rPr>
-          <w:noProof/>
-        </w:rPr>
-      </w:pPr>
-    </w:p>
-    <w:p>
-      <w:r>
-        <w:t>&lt;&lt;enclosures&gt;&gt;</w:t>
-      </w:r>
-    </w:p>
-    <w:p/>
-    <w:tbl>
-      <w:tblPr>
-        <w:tblW w:w="9468" w:type="dxa"/>
-        <w:tblLook w:val="01E0" w:firstRow="1" w:lastRow="1" w:firstColumn="1" w:lastColumn="1" w:noHBand="0" w:noVBand="0"/>
-      </w:tblPr>
-      <w:tblGrid>
-        <w:gridCol w:w="1368"/>
-        <w:gridCol w:w="8100"/>
-      </w:tblGrid>
-      <w:tr>
-        <w:tc>
-          <w:tcPr>
-            <w:tcW w:w="1368" w:type="dxa"/>
-          </w:tcPr>
-          <w:p>
-            <w:r>
-              <w:t>&lt;&lt;ccTag&gt;&gt;</w:t>
-            </w:r>
-          </w:p>
-        </w:tc>
-        <w:tc>
-          <w:tcPr>
-            <w:tcW w:w="8100" w:type="dxa"/>
-          </w:tcPr>
-          <w:p>
-            <w:r>
-              <w:t>&lt;&lt;ccName&gt;&gt;</w:t>
-            </w:r>
-          </w:p>
-        </w:tc>
-      </w:tr>
-    </w:tbl>
-    <w:p>
-      <w:pPr>
-        <w:ind w:firstLine="720"/>
-      </w:pPr>
     </w:p>
     <w:p/>
     <w:sectPr>
@@ -531,6 +361,7 @@
     <w:lsdException w:name="Subtitle" w:qFormat="1"/>
     <w:lsdException w:name="Strong" w:qFormat="1"/>
     <w:lsdException w:name="Emphasis" w:qFormat="1"/>
+    <w:lsdException w:name="Normal (Web)" w:uiPriority="99"/>
     <w:lsdException w:name="Normal Table" w:semiHidden="1" w:unhideWhenUsed="1"/>
     <w:lsdException w:name="Table Simple 1" w:semiHidden="1" w:unhideWhenUsed="1"/>
     <w:lsdException w:name="Table Simple 2" w:semiHidden="1" w:unhideWhenUsed="1"/>
@@ -945,6 +776,25 @@
     <w:name w:val="page number"/>
     <w:basedOn w:val="DefaultParagraphFont"/>
     <w:rsid w:val="00305F63"/>
+  </w:style>
+  <w:style w:type="paragraph" w:styleId="NormalWeb">
+    <w:name w:val="Normal (Web)"/>
+    <w:basedOn w:val="Normal"/>
+    <w:uiPriority w:val="99"/>
+    <w:unhideWhenUsed/>
+    <w:rsid w:val="00800598"/>
+    <w:pPr>
+      <w:widowControl/>
+      <w:autoSpaceDE/>
+      <w:autoSpaceDN/>
+      <w:adjustRightInd/>
+      <w:spacing w:before="100" w:beforeAutospacing="1" w:after="100" w:afterAutospacing="1"/>
+    </w:pPr>
+    <w:rPr>
+      <w:rFonts w:ascii="Calibri" w:eastAsia="Calibri" w:hAnsi="Calibri" w:cs="Calibri"/>
+      <w:sz w:val="22"/>
+      <w:szCs w:val="22"/>
+    </w:rPr>
   </w:style>
 </w:styles>
 </file>

--- a/project/documents/reportletters/PTO_Received.docx
+++ b/project/documents/reportletters/PTO_Received.docx
@@ -14,7 +14,10 @@
         <w:t>SLW</w:t>
       </w:r>
       <w:r>
-        <w:t xml:space="preserve"> Report Out: Issue Fee filed</w:t>
+        <w:t xml:space="preserve"> Report Out: </w:t>
+      </w:r>
+      <w:r>
+        <w:t>&lt;&lt;activityname&gt;&gt;</w:t>
       </w:r>
     </w:p>
     <w:p>
@@ -71,7 +74,15 @@
         <w:spacing w:before="0" w:beforeAutospacing="0" w:after="0" w:afterAutospacing="0"/>
       </w:pPr>
       <w:r>
-        <w:t>&lt;&lt;This.WAName&gt;&gt; &lt;&lt;This.WAPhone&gt;&gt;  &lt;&lt;This.WAEmail&gt;&gt;</w:t>
+        <w:t>&lt;&lt;This.WAName&gt;&gt; &lt;&lt;This.WAPhone&gt;</w:t>
+      </w:r>
+      <w:proofErr w:type="gramStart"/>
+      <w:r>
+        <w:t>&gt;  &lt;&lt;This.WAEmail</w:t>
+      </w:r>
+      <w:proofErr w:type="gramEnd"/>
+      <w:r>
+        <w:t>&gt;&gt;</w:t>
       </w:r>
     </w:p>
     <w:p>
@@ -80,7 +91,15 @@
         <w:spacing w:before="0" w:beforeAutospacing="0" w:after="0" w:afterAutospacing="0"/>
       </w:pPr>
       <w:r>
-        <w:t>&lt;&lt;This.paraName&gt;&gt; &lt;&lt;This.paraPhone&gt;&gt;  &lt;&lt;This.paraEmail&gt;&gt;</w:t>
+        <w:t>&lt;&lt;This.paraName&gt;&gt; &lt;&lt;This.paraPhone&gt;</w:t>
+      </w:r>
+      <w:proofErr w:type="gramStart"/>
+      <w:r>
+        <w:t>&gt;  &lt;&lt;This.paraEmail</w:t>
+      </w:r>
+      <w:proofErr w:type="gramEnd"/>
+      <w:r>
+        <w:t>&gt;&gt;</w:t>
       </w:r>
     </w:p>
     <w:p>
@@ -193,7 +212,15 @@
         </w:rPr>
       </w:pPr>
       <w:r>
-        <w:t xml:space="preserve">The following represents new activity on the above mentioned matter. </w:t>
+        <w:t xml:space="preserve">The following represents new activity on the </w:t>
+      </w:r>
+      <w:proofErr w:type="gramStart"/>
+      <w:r>
+        <w:t>above mentioned</w:t>
+      </w:r>
+      <w:proofErr w:type="gramEnd"/>
+      <w:r>
+        <w:t xml:space="preserve"> matter. </w:t>
       </w:r>
     </w:p>
     <w:p>
